--- a/docs/38806-f00.docx
+++ b/docs/38806-f00.docx
@@ -4491,7 +4491,7 @@
           <v:shape id="ole_rId6" type="_x0000_tole_rId6" style="width:233.95pt;height:156.75pt" filled="f" o:ole="">
             <v:imagedata r:id="rId7" o:title=""/>
           </v:shape>
-          <o:OLEObject Type="Embed" ProgID="" ShapeID="ole_rId6" DrawAspect="Content" ObjectID="_390780442" r:id="rId6"/>
+          <o:OLEObject Type="Embed" ProgID="" ShapeID="ole_rId6" DrawAspect="Content" ObjectID="_1323418381" r:id="rId6"/>
         </w:object>
       </w:r>
     </w:p>
@@ -4842,7 +4842,7 @@
           <v:shape id="ole_rId8" type="_x0000_tole_rId8" style="width:185.25pt;height:166.15pt" filled="f" o:ole="">
             <v:imagedata r:id="rId9" o:title=""/>
           </v:shape>
-          <o:OLEObject Type="Embed" ProgID="" ShapeID="ole_rId8" DrawAspect="Content" ObjectID="_1353002096" r:id="rId8"/>
+          <o:OLEObject Type="Embed" ProgID="" ShapeID="ole_rId8" DrawAspect="Content" ObjectID="_1201525030" r:id="rId8"/>
         </w:object>
       </w:r>
     </w:p>
@@ -5476,7 +5476,7 @@
           <v:shape id="ole_rId10" type="_x0000_tole_rId10" style="width:455.95pt;height:328.6pt" filled="f" o:ole="">
             <v:imagedata r:id="rId11" o:title=""/>
           </v:shape>
-          <o:OLEObject Type="Embed" ProgID="" ShapeID="ole_rId10" DrawAspect="Content" ObjectID="_997913855" r:id="rId10"/>
+          <o:OLEObject Type="Embed" ProgID="" ShapeID="ole_rId10" DrawAspect="Content" ObjectID="_425489622" r:id="rId10"/>
         </w:object>
       </w:r>
     </w:p>
@@ -5928,7 +5928,7 @@
           <v:shape id="ole_rId12" type="_x0000_tole_rId12" style="width:481.5pt;height:376.5pt" filled="f" o:ole="">
             <v:imagedata r:id="rId13" o:title=""/>
           </v:shape>
-          <o:OLEObject Type="Embed" ProgID="" ShapeID="ole_rId12" DrawAspect="Content" ObjectID="_1072561774" r:id="rId12"/>
+          <o:OLEObject Type="Embed" ProgID="" ShapeID="ole_rId12" DrawAspect="Content" ObjectID="_1127800114" r:id="rId12"/>
         </w:object>
       </w:r>
     </w:p>
@@ -6228,7 +6228,7 @@
           <v:shape id="ole_rId14" type="_x0000_tole_rId14" style="width:453.3pt;height:142.45pt" filled="f" o:ole="">
             <v:imagedata r:id="rId15" o:title=""/>
           </v:shape>
-          <o:OLEObject Type="Embed" ProgID="" ShapeID="ole_rId14" DrawAspect="Content" ObjectID="_1586584576" r:id="rId14"/>
+          <o:OLEObject Type="Embed" ProgID="" ShapeID="ole_rId14" DrawAspect="Content" ObjectID="_69627776" r:id="rId14"/>
         </w:object>
       </w:r>
     </w:p>
@@ -6452,7 +6452,7 @@
           <v:shape id="ole_rId16" type="_x0000_tole_rId16" style="width:449.5pt;height:284.4pt" filled="f" o:ole="">
             <v:imagedata r:id="rId17" o:title=""/>
           </v:shape>
-          <o:OLEObject Type="Embed" ProgID="" ShapeID="ole_rId16" DrawAspect="Content" ObjectID="_1323016036" r:id="rId16"/>
+          <o:OLEObject Type="Embed" ProgID="" ShapeID="ole_rId16" DrawAspect="Content" ObjectID="_498330193" r:id="rId16"/>
         </w:object>
       </w:r>
     </w:p>
@@ -6903,7 +6903,7 @@
           <v:shape id="ole_rId18" type="_x0000_tole_rId18" style="width:455pt;height:303.7pt" filled="f" o:ole="">
             <v:imagedata r:id="rId19" o:title=""/>
           </v:shape>
-          <o:OLEObject Type="Embed" ProgID="" ShapeID="ole_rId18" DrawAspect="Content" ObjectID="_1771667830" r:id="rId18"/>
+          <o:OLEObject Type="Embed" ProgID="" ShapeID="ole_rId18" DrawAspect="Content" ObjectID="_1607146894" r:id="rId18"/>
         </w:object>
       </w:r>
     </w:p>
@@ -7669,7 +7669,7 @@
           <v:shape id="ole_rId20" type="_x0000_tole_rId20" style="width:337.25pt;height:171.55pt" filled="f" o:ole="">
             <v:imagedata r:id="rId21" o:title=""/>
           </v:shape>
-          <o:OLEObject Type="Embed" ProgID="" ShapeID="ole_rId20" DrawAspect="Content" ObjectID="_1865117238" r:id="rId20"/>
+          <o:OLEObject Type="Embed" ProgID="" ShapeID="ole_rId20" DrawAspect="Content" ObjectID="_171865055" r:id="rId20"/>
         </w:object>
       </w:r>
     </w:p>
@@ -7737,7 +7737,7 @@
           <v:shape id="ole_rId22" type="_x0000_tole_rId22" style="width:319.25pt;height:154.6pt" filled="f" o:ole="">
             <v:imagedata r:id="rId23" o:title=""/>
           </v:shape>
-          <o:OLEObject Type="Embed" ProgID="" ShapeID="ole_rId22" DrawAspect="Content" ObjectID="_1753127402" r:id="rId22"/>
+          <o:OLEObject Type="Embed" ProgID="" ShapeID="ole_rId22" DrawAspect="Content" ObjectID="_589887962" r:id="rId22"/>
         </w:object>
       </w:r>
     </w:p>
@@ -7805,7 +7805,7 @@
           <v:shape id="ole_rId24" type="_x0000_tole_rId24" style="width:339.7pt;height:189.65pt" filled="f" o:ole="">
             <v:imagedata r:id="rId25" o:title=""/>
           </v:shape>
-          <o:OLEObject Type="Embed" ProgID="" ShapeID="ole_rId24" DrawAspect="Content" ObjectID="_688280300" r:id="rId24"/>
+          <o:OLEObject Type="Embed" ProgID="" ShapeID="ole_rId24" DrawAspect="Content" ObjectID="_1000141989" r:id="rId24"/>
         </w:object>
       </w:r>
     </w:p>
